--- a/Project1/Project1.docx
+++ b/Project1/Project1.docx
@@ -908,21 +908,16 @@
     </w:p>
     <w:p>
       <w:r>
-        <w:t xml:space="preserve">Present report with slideshow in </w:t>
-      </w:r>
-      <w:proofErr w:type="gramStart"/>
-      <w:r>
-        <w:t>5 minute</w:t>
-      </w:r>
-      <w:proofErr w:type="gramEnd"/>
-      <w:r>
-        <w:t xml:space="preserve"> presentation on </w:t>
+        <w:t xml:space="preserve">Present report with slideshow in 5 minute presentation on </w:t>
       </w:r>
       <w:r>
         <w:t xml:space="preserve">Mon. </w:t>
       </w:r>
       <w:r>
-        <w:t>July 8, 2025</w:t>
+        <w:t>July 8, 202</w:t>
+      </w:r>
+      <w:r>
+        <w:t>4</w:t>
       </w:r>
     </w:p>
     <w:sectPr>
